--- a/2026_IRN.docx
+++ b/2026_IRN.docx
@@ -244,6 +244,61 @@
         <w:t xml:space="preserve"> plotting</w:t>
       </w:r>
     </w:p>
+    <w:p>
+      <w:pPr>
+        <w:ind w:left="50"/>
+      </w:pPr>
+    </w:p>
+    <w:p>
+      <w:pPr>
+        <w:pStyle w:val="Heading2"/>
+      </w:pPr>
+      <w:r>
+        <w:t>12/30/25</w:t>
+      </w:r>
+    </w:p>
+    <w:p>
+      <w:r>
+        <w:t>Tightening the tolerance of the system does not influence the error propagation within the system</w:t>
+      </w:r>
+    </w:p>
+    <w:p>
+      <w:pPr>
+        <w:pStyle w:val="ListParagraph"/>
+        <w:numPr>
+          <w:ilvl w:val="0"/>
+          <w:numId w:val="3"/>
+        </w:numPr>
+      </w:pPr>
+      <w:r>
+        <w:t xml:space="preserve">This means that the default error set by </w:t>
+      </w:r>
+      <w:proofErr w:type="spellStart"/>
+      <w:r>
+        <w:t>solve_ivp</w:t>
+      </w:r>
+      <w:proofErr w:type="spellEnd"/>
+      <w:r>
+        <w:t xml:space="preserve">, which is </w:t>
+      </w:r>
+      <w:proofErr w:type="spellStart"/>
+      <w:r>
+        <w:t>rtol</w:t>
+      </w:r>
+      <w:proofErr w:type="spellEnd"/>
+      <w:r>
+        <w:t xml:space="preserve"> = 1e-3 and </w:t>
+      </w:r>
+      <w:proofErr w:type="spellStart"/>
+      <w:r>
+        <w:t>atol</w:t>
+      </w:r>
+      <w:proofErr w:type="spellEnd"/>
+      <w:r>
+        <w:t xml:space="preserve"> = 1e-6 is sufficient for the system</w:t>
+      </w:r>
+    </w:p>
+    <w:p/>
     <w:p/>
     <w:sectPr>
       <w:pgSz w:w="12240" w:h="15840"/>
@@ -258,6 +313,259 @@
 <file path=word/numbering.xml><?xml version="1.0" encoding="utf-8"?>
 <w:numbering xmlns:wpc="http://schemas.microsoft.com/office/word/2010/wordprocessingCanvas" xmlns:cx="http://schemas.microsoft.com/office/drawing/2014/chartex" xmlns:cx1="http://schemas.microsoft.com/office/drawing/2015/9/8/chartex" xmlns:cx2="http://schemas.microsoft.com/office/drawing/2015/10/21/chartex" xmlns:cx3="http://schemas.microsoft.com/office/drawing/2016/5/9/chartex" xmlns:cx4="http://schemas.microsoft.com/office/drawing/2016/5/10/chartex" xmlns:cx5="http://schemas.microsoft.com/office/drawing/2016/5/11/chartex" xmlns:cx6="http://schemas.microsoft.com/office/drawing/2016/5/12/chartex" xmlns:cx7="http://schemas.microsoft.com/office/drawing/2016/5/13/chartex" xmlns:cx8="http://schemas.microsoft.com/office/drawing/2016/5/14/chartex" xmlns:mc="http://schemas.openxmlformats.org/markup-compatibility/2006" xmlns:aink="http://schemas.microsoft.com/office/drawing/2016/ink" xmlns:am3d="http://schemas.microsoft.com/office/drawing/2017/model3d" xmlns:o="urn:schemas-microsoft-com:office:office" xmlns:oel="http://schemas.microsoft.com/office/2019/extlst" xmlns:r="http://schemas.openxmlformats.org/officeDocument/2006/relationships" xmlns:m="http://schemas.openxmlformats.org/officeDocument/2006/math" xmlns:v="urn:schemas-microsoft-com:vml" xmlns:wp14="http://schemas.microsoft.com/office/word/2010/wordprocessingDrawing" xmlns:wp="http://schemas.openxmlformats.org/drawingml/2006/wordprocessingDrawing" xmlns:w10="urn:schemas-microsoft-com:office:word" xmlns:w="http://schemas.openxmlformats.org/wordprocessingml/2006/main" xmlns:w14="http://schemas.microsoft.com/office/word/2010/wordml" xmlns:w15="http://schemas.microsoft.com/office/word/2012/wordml" xmlns:w16cex="http://schemas.microsoft.com/office/word/2018/wordml/cex" xmlns:w16cid="http://schemas.microsoft.com/office/word/2016/wordml/cid" xmlns:w16="http://schemas.microsoft.com/office/word/2018/wordml" xmlns:w16du="http://schemas.microsoft.com/office/word/2023/wordml/word16du" xmlns:w16sdtdh="http://schemas.microsoft.com/office/word/2020/wordml/sdtdatahash" xmlns:w16sdtfl="http://schemas.microsoft.com/office/word/2024/wordml/sdtformatlock" xmlns:w16se="http://schemas.microsoft.com/office/word/2015/wordml/symex" xmlns:wpg="http://schemas.microsoft.com/office/word/2010/wordprocessingGroup" xmlns:wpi="http://schemas.microsoft.com/office/word/2010/wordprocessingInk" xmlns:wne="http://schemas.microsoft.com/office/word/2006/wordml" xmlns:wps="http://schemas.microsoft.com/office/word/2010/wordprocessingShape" mc:Ignorable="w14 w15 w16se w16cid w16 w16cex w16sdtdh w16sdtfl w16du wp14">
   <w:abstractNum w:abstractNumId="0" w15:restartNumberingAfterBreak="0">
+    <w:nsid w:val="3E5035A7"/>
+    <w:multiLevelType w:val="hybridMultilevel"/>
+    <w:tmpl w:val="0AF6CE7A"/>
+    <w:lvl w:ilvl="0" w:tplc="D45ED28E">
+      <w:start w:val="1"/>
+      <w:numFmt w:val="bullet"/>
+      <w:lvlText w:val="•"/>
+      <w:lvlJc w:val="left"/>
+      <w:pPr>
+        <w:tabs>
+          <w:tab w:val="num" w:pos="720"/>
+        </w:tabs>
+        <w:ind w:left="720" w:hanging="360"/>
+      </w:pPr>
+      <w:rPr>
+        <w:rFonts w:ascii="Arial" w:hAnsi="Arial" w:hint="default"/>
+      </w:rPr>
+    </w:lvl>
+    <w:lvl w:ilvl="1" w:tplc="18B8AA4C">
+      <w:start w:val="1"/>
+      <w:numFmt w:val="bullet"/>
+      <w:lvlText w:val="•"/>
+      <w:lvlJc w:val="left"/>
+      <w:pPr>
+        <w:tabs>
+          <w:tab w:val="num" w:pos="1440"/>
+        </w:tabs>
+        <w:ind w:left="1440" w:hanging="360"/>
+      </w:pPr>
+      <w:rPr>
+        <w:rFonts w:ascii="Arial" w:hAnsi="Arial" w:hint="default"/>
+      </w:rPr>
+    </w:lvl>
+    <w:lvl w:ilvl="2" w:tplc="C7D0EEDA" w:tentative="1">
+      <w:start w:val="1"/>
+      <w:numFmt w:val="bullet"/>
+      <w:lvlText w:val="•"/>
+      <w:lvlJc w:val="left"/>
+      <w:pPr>
+        <w:tabs>
+          <w:tab w:val="num" w:pos="2160"/>
+        </w:tabs>
+        <w:ind w:left="2160" w:hanging="360"/>
+      </w:pPr>
+      <w:rPr>
+        <w:rFonts w:ascii="Arial" w:hAnsi="Arial" w:hint="default"/>
+      </w:rPr>
+    </w:lvl>
+    <w:lvl w:ilvl="3" w:tplc="A60E0382" w:tentative="1">
+      <w:start w:val="1"/>
+      <w:numFmt w:val="bullet"/>
+      <w:lvlText w:val="•"/>
+      <w:lvlJc w:val="left"/>
+      <w:pPr>
+        <w:tabs>
+          <w:tab w:val="num" w:pos="2880"/>
+        </w:tabs>
+        <w:ind w:left="2880" w:hanging="360"/>
+      </w:pPr>
+      <w:rPr>
+        <w:rFonts w:ascii="Arial" w:hAnsi="Arial" w:hint="default"/>
+      </w:rPr>
+    </w:lvl>
+    <w:lvl w:ilvl="4" w:tplc="05E6ADFE" w:tentative="1">
+      <w:start w:val="1"/>
+      <w:numFmt w:val="bullet"/>
+      <w:lvlText w:val="•"/>
+      <w:lvlJc w:val="left"/>
+      <w:pPr>
+        <w:tabs>
+          <w:tab w:val="num" w:pos="3600"/>
+        </w:tabs>
+        <w:ind w:left="3600" w:hanging="360"/>
+      </w:pPr>
+      <w:rPr>
+        <w:rFonts w:ascii="Arial" w:hAnsi="Arial" w:hint="default"/>
+      </w:rPr>
+    </w:lvl>
+    <w:lvl w:ilvl="5" w:tplc="873C9044" w:tentative="1">
+      <w:start w:val="1"/>
+      <w:numFmt w:val="bullet"/>
+      <w:lvlText w:val="•"/>
+      <w:lvlJc w:val="left"/>
+      <w:pPr>
+        <w:tabs>
+          <w:tab w:val="num" w:pos="4320"/>
+        </w:tabs>
+        <w:ind w:left="4320" w:hanging="360"/>
+      </w:pPr>
+      <w:rPr>
+        <w:rFonts w:ascii="Arial" w:hAnsi="Arial" w:hint="default"/>
+      </w:rPr>
+    </w:lvl>
+    <w:lvl w:ilvl="6" w:tplc="014AE8F6" w:tentative="1">
+      <w:start w:val="1"/>
+      <w:numFmt w:val="bullet"/>
+      <w:lvlText w:val="•"/>
+      <w:lvlJc w:val="left"/>
+      <w:pPr>
+        <w:tabs>
+          <w:tab w:val="num" w:pos="5040"/>
+        </w:tabs>
+        <w:ind w:left="5040" w:hanging="360"/>
+      </w:pPr>
+      <w:rPr>
+        <w:rFonts w:ascii="Arial" w:hAnsi="Arial" w:hint="default"/>
+      </w:rPr>
+    </w:lvl>
+    <w:lvl w:ilvl="7" w:tplc="E612CCB0" w:tentative="1">
+      <w:start w:val="1"/>
+      <w:numFmt w:val="bullet"/>
+      <w:lvlText w:val="•"/>
+      <w:lvlJc w:val="left"/>
+      <w:pPr>
+        <w:tabs>
+          <w:tab w:val="num" w:pos="5760"/>
+        </w:tabs>
+        <w:ind w:left="5760" w:hanging="360"/>
+      </w:pPr>
+      <w:rPr>
+        <w:rFonts w:ascii="Arial" w:hAnsi="Arial" w:hint="default"/>
+      </w:rPr>
+    </w:lvl>
+    <w:lvl w:ilvl="8" w:tplc="F2729962" w:tentative="1">
+      <w:start w:val="1"/>
+      <w:numFmt w:val="bullet"/>
+      <w:lvlText w:val="•"/>
+      <w:lvlJc w:val="left"/>
+      <w:pPr>
+        <w:tabs>
+          <w:tab w:val="num" w:pos="6480"/>
+        </w:tabs>
+        <w:ind w:left="6480" w:hanging="360"/>
+      </w:pPr>
+      <w:rPr>
+        <w:rFonts w:ascii="Arial" w:hAnsi="Arial" w:hint="default"/>
+      </w:rPr>
+    </w:lvl>
+  </w:abstractNum>
+  <w:abstractNum w:abstractNumId="1" w15:restartNumberingAfterBreak="0">
+    <w:nsid w:val="49BA3260"/>
+    <w:multiLevelType w:val="hybridMultilevel"/>
+    <w:tmpl w:val="A4F60E5A"/>
+    <w:lvl w:ilvl="0" w:tplc="04090001">
+      <w:start w:val="1"/>
+      <w:numFmt w:val="bullet"/>
+      <w:lvlText w:val=""/>
+      <w:lvlJc w:val="left"/>
+      <w:pPr>
+        <w:ind w:left="720" w:hanging="360"/>
+      </w:pPr>
+      <w:rPr>
+        <w:rFonts w:ascii="Symbol" w:hAnsi="Symbol" w:hint="default"/>
+      </w:rPr>
+    </w:lvl>
+    <w:lvl w:ilvl="1" w:tplc="04090003" w:tentative="1">
+      <w:start w:val="1"/>
+      <w:numFmt w:val="bullet"/>
+      <w:lvlText w:val="o"/>
+      <w:lvlJc w:val="left"/>
+      <w:pPr>
+        <w:ind w:left="1440" w:hanging="360"/>
+      </w:pPr>
+      <w:rPr>
+        <w:rFonts w:ascii="Courier New" w:hAnsi="Courier New" w:cs="Courier New" w:hint="default"/>
+      </w:rPr>
+    </w:lvl>
+    <w:lvl w:ilvl="2" w:tplc="04090005" w:tentative="1">
+      <w:start w:val="1"/>
+      <w:numFmt w:val="bullet"/>
+      <w:lvlText w:val=""/>
+      <w:lvlJc w:val="left"/>
+      <w:pPr>
+        <w:ind w:left="2160" w:hanging="360"/>
+      </w:pPr>
+      <w:rPr>
+        <w:rFonts w:ascii="Wingdings" w:hAnsi="Wingdings" w:hint="default"/>
+      </w:rPr>
+    </w:lvl>
+    <w:lvl w:ilvl="3" w:tplc="04090001" w:tentative="1">
+      <w:start w:val="1"/>
+      <w:numFmt w:val="bullet"/>
+      <w:lvlText w:val=""/>
+      <w:lvlJc w:val="left"/>
+      <w:pPr>
+        <w:ind w:left="2880" w:hanging="360"/>
+      </w:pPr>
+      <w:rPr>
+        <w:rFonts w:ascii="Symbol" w:hAnsi="Symbol" w:hint="default"/>
+      </w:rPr>
+    </w:lvl>
+    <w:lvl w:ilvl="4" w:tplc="04090003" w:tentative="1">
+      <w:start w:val="1"/>
+      <w:numFmt w:val="bullet"/>
+      <w:lvlText w:val="o"/>
+      <w:lvlJc w:val="left"/>
+      <w:pPr>
+        <w:ind w:left="3600" w:hanging="360"/>
+      </w:pPr>
+      <w:rPr>
+        <w:rFonts w:ascii="Courier New" w:hAnsi="Courier New" w:cs="Courier New" w:hint="default"/>
+      </w:rPr>
+    </w:lvl>
+    <w:lvl w:ilvl="5" w:tplc="04090005" w:tentative="1">
+      <w:start w:val="1"/>
+      <w:numFmt w:val="bullet"/>
+      <w:lvlText w:val=""/>
+      <w:lvlJc w:val="left"/>
+      <w:pPr>
+        <w:ind w:left="4320" w:hanging="360"/>
+      </w:pPr>
+      <w:rPr>
+        <w:rFonts w:ascii="Wingdings" w:hAnsi="Wingdings" w:hint="default"/>
+      </w:rPr>
+    </w:lvl>
+    <w:lvl w:ilvl="6" w:tplc="04090001" w:tentative="1">
+      <w:start w:val="1"/>
+      <w:numFmt w:val="bullet"/>
+      <w:lvlText w:val=""/>
+      <w:lvlJc w:val="left"/>
+      <w:pPr>
+        <w:ind w:left="5040" w:hanging="360"/>
+      </w:pPr>
+      <w:rPr>
+        <w:rFonts w:ascii="Symbol" w:hAnsi="Symbol" w:hint="default"/>
+      </w:rPr>
+    </w:lvl>
+    <w:lvl w:ilvl="7" w:tplc="04090003" w:tentative="1">
+      <w:start w:val="1"/>
+      <w:numFmt w:val="bullet"/>
+      <w:lvlText w:val="o"/>
+      <w:lvlJc w:val="left"/>
+      <w:pPr>
+        <w:ind w:left="5760" w:hanging="360"/>
+      </w:pPr>
+      <w:rPr>
+        <w:rFonts w:ascii="Courier New" w:hAnsi="Courier New" w:cs="Courier New" w:hint="default"/>
+      </w:rPr>
+    </w:lvl>
+    <w:lvl w:ilvl="8" w:tplc="04090005" w:tentative="1">
+      <w:start w:val="1"/>
+      <w:numFmt w:val="bullet"/>
+      <w:lvlText w:val=""/>
+      <w:lvlJc w:val="left"/>
+      <w:pPr>
+        <w:ind w:left="6480" w:hanging="360"/>
+      </w:pPr>
+      <w:rPr>
+        <w:rFonts w:ascii="Wingdings" w:hAnsi="Wingdings" w:hint="default"/>
+      </w:rPr>
+    </w:lvl>
+  </w:abstractNum>
+  <w:abstractNum w:abstractNumId="2" w15:restartNumberingAfterBreak="0">
     <w:nsid w:val="7D0D2DE8"/>
     <w:multiLevelType w:val="hybridMultilevel"/>
     <w:tmpl w:val="DFEAA4EC"/>
@@ -347,7 +655,13 @@
     </w:lvl>
   </w:abstractNum>
   <w:num w:numId="1" w16cid:durableId="1214342881">
+    <w:abstractNumId w:val="2"/>
+  </w:num>
+  <w:num w:numId="2" w16cid:durableId="1679842072">
     <w:abstractNumId w:val="0"/>
+  </w:num>
+  <w:num w:numId="3" w16cid:durableId="1614483101">
+    <w:abstractNumId w:val="1"/>
   </w:num>
 </w:numbering>
 </file>
@@ -954,7 +1268,6 @@
   <w:style w:type="character" w:default="1" w:styleId="DefaultParagraphFont">
     <w:name w:val="Default Paragraph Font"/>
     <w:uiPriority w:val="1"/>
-    <w:semiHidden/>
     <w:unhideWhenUsed/>
   </w:style>
   <w:style w:type="table" w:default="1" w:styleId="TableNormal">

--- a/2026_IRN.docx
+++ b/2026_IRN.docx
@@ -5,6 +5,7 @@
     <w:p>
       <w:pPr>
         <w:pStyle w:val="Heading2"/>
+        <w:ind w:firstLine="720"/>
       </w:pPr>
       <w:r>
         <w:t>12/29/25</w:t>
@@ -299,7 +300,97 @@
       </w:r>
     </w:p>
     <w:p/>
+    <w:p>
+      <w:proofErr w:type="gramStart"/>
+      <w:r>
+        <w:t>Might</w:t>
+      </w:r>
+      <w:proofErr w:type="gramEnd"/>
+      <w:r>
+        <w:t xml:space="preserve"> be worth it to add </w:t>
+      </w:r>
+      <w:proofErr w:type="spellStart"/>
+      <w:r>
+        <w:t>dG</w:t>
+      </w:r>
+      <w:proofErr w:type="spellEnd"/>
+      <w:r>
+        <w:t xml:space="preserve"> versus time, rV vs time for most optimized binding energies</w:t>
+      </w:r>
+    </w:p>
     <w:p/>
+    <w:p>
+      <w:r>
+        <w:t>Ended the day with the Bayesian optimization implemented but the values for each frequency are not changing.  I need to look into it more tomorrow</w:t>
+      </w:r>
+    </w:p>
+    <w:p>
+      <w:pPr>
+        <w:pStyle w:val="Heading2"/>
+      </w:pPr>
+      <w:r>
+        <w:t>12/31/25</w:t>
+      </w:r>
+    </w:p>
+    <w:p>
+      <w:r>
+        <w:t xml:space="preserve">Presumably finished implementing Bayesian </w:t>
+      </w:r>
+      <w:proofErr w:type="gramStart"/>
+      <w:r>
+        <w:t>optimization, but</w:t>
+      </w:r>
+      <w:proofErr w:type="gramEnd"/>
+      <w:r>
+        <w:t xml:space="preserve"> need to troubleshoot </w:t>
+      </w:r>
+      <w:r>
+        <w:t>whether it makes sense or not.</w:t>
+      </w:r>
+    </w:p>
+    <w:p>
+      <w:r>
+        <w:rPr>
+          <w:noProof/>
+        </w:rPr>
+        <w:lastRenderedPageBreak/>
+        <w:drawing>
+          <wp:inline distT="0" distB="0" distL="0" distR="0" wp14:anchorId="65812162" wp14:editId="60600295">
+            <wp:extent cx="5943600" cy="3788410"/>
+            <wp:effectExtent l="0" t="0" r="0" b="2540"/>
+            <wp:docPr id="1494954069" name="Picture 1"/>
+            <wp:cNvGraphicFramePr>
+              <a:graphicFrameLocks xmlns:a="http://schemas.openxmlformats.org/drawingml/2006/main" noChangeAspect="1"/>
+            </wp:cNvGraphicFramePr>
+            <a:graphic xmlns:a="http://schemas.openxmlformats.org/drawingml/2006/main">
+              <a:graphicData uri="http://schemas.openxmlformats.org/drawingml/2006/picture">
+                <pic:pic xmlns:pic="http://schemas.openxmlformats.org/drawingml/2006/picture">
+                  <pic:nvPicPr>
+                    <pic:cNvPr id="1494954069" name=""/>
+                    <pic:cNvPicPr/>
+                  </pic:nvPicPr>
+                  <pic:blipFill>
+                    <a:blip r:embed="rId5"/>
+                    <a:stretch>
+                      <a:fillRect/>
+                    </a:stretch>
+                  </pic:blipFill>
+                  <pic:spPr>
+                    <a:xfrm>
+                      <a:off x="0" y="0"/>
+                      <a:ext cx="5943600" cy="3788410"/>
+                    </a:xfrm>
+                    <a:prstGeom prst="rect">
+                      <a:avLst/>
+                    </a:prstGeom>
+                  </pic:spPr>
+                </pic:pic>
+              </a:graphicData>
+            </a:graphic>
+          </wp:inline>
+        </w:drawing>
+      </w:r>
+    </w:p>
     <w:sectPr>
       <w:pgSz w:w="12240" w:h="15840"/>
       <w:pgMar w:top="1440" w:right="1440" w:bottom="1440" w:left="1440" w:header="720" w:footer="720" w:gutter="0"/>
@@ -1268,6 +1359,7 @@
   <w:style w:type="character" w:default="1" w:styleId="DefaultParagraphFont">
     <w:name w:val="Default Paragraph Font"/>
     <w:uiPriority w:val="1"/>
+    <w:semiHidden/>
     <w:unhideWhenUsed/>
   </w:style>
   <w:style w:type="table" w:default="1" w:styleId="TableNormal">

--- a/2026_IRN.docx
+++ b/2026_IRN.docx
@@ -5,20 +5,101 @@
     <w:p>
       <w:pPr>
         <w:pStyle w:val="Heading2"/>
-        <w:ind w:firstLine="720"/>
+      </w:pPr>
+      <w:r>
+        <w:rPr>
+          <w:noProof/>
+        </w:rPr>
+        <w:drawing>
+          <wp:inline distT="0" distB="0" distL="0" distR="0" wp14:anchorId="76400086" wp14:editId="157FF944">
+            <wp:extent cx="5943600" cy="2521585"/>
+            <wp:effectExtent l="0" t="0" r="0" b="0"/>
+            <wp:docPr id="1919059568" name="Picture 1" descr="A black and white text&#10;&#10;AI-generated content may be incorrect."/>
+            <wp:cNvGraphicFramePr>
+              <a:graphicFrameLocks xmlns:a="http://schemas.openxmlformats.org/drawingml/2006/main" noChangeAspect="1"/>
+            </wp:cNvGraphicFramePr>
+            <a:graphic xmlns:a="http://schemas.openxmlformats.org/drawingml/2006/main">
+              <a:graphicData uri="http://schemas.openxmlformats.org/drawingml/2006/picture">
+                <pic:pic xmlns:pic="http://schemas.openxmlformats.org/drawingml/2006/picture">
+                  <pic:nvPicPr>
+                    <pic:cNvPr id="1919059568" name="Picture 1" descr="A black and white text&#10;&#10;AI-generated content may be incorrect."/>
+                    <pic:cNvPicPr/>
+                  </pic:nvPicPr>
+                  <pic:blipFill>
+                    <a:blip r:embed="rId5"/>
+                    <a:stretch>
+                      <a:fillRect/>
+                    </a:stretch>
+                  </pic:blipFill>
+                  <pic:spPr>
+                    <a:xfrm>
+                      <a:off x="0" y="0"/>
+                      <a:ext cx="5943600" cy="2521585"/>
+                    </a:xfrm>
+                    <a:prstGeom prst="rect">
+                      <a:avLst/>
+                    </a:prstGeom>
+                  </pic:spPr>
+                </pic:pic>
+              </a:graphicData>
+            </a:graphic>
+          </wp:inline>
+        </w:drawing>
+      </w:r>
+    </w:p>
+    <w:p>
+      <w:r>
+        <w:rPr>
+          <w:noProof/>
+        </w:rPr>
+        <w:drawing>
+          <wp:inline distT="0" distB="0" distL="0" distR="0" wp14:anchorId="08B948B0" wp14:editId="0D09F87C">
+            <wp:extent cx="5943600" cy="3195955"/>
+            <wp:effectExtent l="0" t="0" r="0" b="4445"/>
+            <wp:docPr id="1285105663" name="Picture 1" descr="A screenshot of a computer&#10;&#10;AI-generated content may be incorrect."/>
+            <wp:cNvGraphicFramePr>
+              <a:graphicFrameLocks xmlns:a="http://schemas.openxmlformats.org/drawingml/2006/main" noChangeAspect="1"/>
+            </wp:cNvGraphicFramePr>
+            <a:graphic xmlns:a="http://schemas.openxmlformats.org/drawingml/2006/main">
+              <a:graphicData uri="http://schemas.openxmlformats.org/drawingml/2006/picture">
+                <pic:pic xmlns:pic="http://schemas.openxmlformats.org/drawingml/2006/picture">
+                  <pic:nvPicPr>
+                    <pic:cNvPr id="1285105663" name="Picture 1" descr="A screenshot of a computer&#10;&#10;AI-generated content may be incorrect."/>
+                    <pic:cNvPicPr/>
+                  </pic:nvPicPr>
+                  <pic:blipFill>
+                    <a:blip r:embed="rId6"/>
+                    <a:stretch>
+                      <a:fillRect/>
+                    </a:stretch>
+                  </pic:blipFill>
+                  <pic:spPr>
+                    <a:xfrm>
+                      <a:off x="0" y="0"/>
+                      <a:ext cx="5943600" cy="3195955"/>
+                    </a:xfrm>
+                    <a:prstGeom prst="rect">
+                      <a:avLst/>
+                    </a:prstGeom>
+                  </pic:spPr>
+                </pic:pic>
+              </a:graphicData>
+            </a:graphic>
+          </wp:inline>
+        </w:drawing>
+      </w:r>
+    </w:p>
+    <w:p>
+      <w:pPr>
+        <w:pStyle w:val="Heading2"/>
       </w:pPr>
       <w:r>
         <w:t>12/29/25</w:t>
       </w:r>
     </w:p>
     <w:p>
-      <w:proofErr w:type="spellStart"/>
-      <w:r>
-        <w:t>dG</w:t>
-      </w:r>
-      <w:proofErr w:type="spellEnd"/>
-      <w:r>
-        <w:t xml:space="preserve"> wider</w:t>
+      <w:r>
+        <w:t>dG wider</w:t>
       </w:r>
     </w:p>
     <w:p>
@@ -59,44 +140,12 @@
     </w:p>
     <w:p>
       <w:r>
-        <w:t xml:space="preserve">See how sensitive </w:t>
-      </w:r>
-      <w:proofErr w:type="spellStart"/>
-      <w:r>
-        <w:t>rH</w:t>
-      </w:r>
-      <w:proofErr w:type="spellEnd"/>
-      <w:r>
-        <w:t xml:space="preserve"> </w:t>
-      </w:r>
-      <w:proofErr w:type="gramStart"/>
-      <w:r>
-        <w:t>to</w:t>
-      </w:r>
-      <w:proofErr w:type="gramEnd"/>
-      <w:r>
-        <w:t xml:space="preserve"> voltage</w:t>
-      </w:r>
-    </w:p>
-    <w:p>
-      <w:r>
-        <w:t xml:space="preserve">Where is </w:t>
-      </w:r>
-      <w:proofErr w:type="spellStart"/>
-      <w:r>
-        <w:t>rH</w:t>
-      </w:r>
-      <w:proofErr w:type="spellEnd"/>
-      <w:r>
-        <w:t>/</w:t>
-      </w:r>
-      <w:proofErr w:type="spellStart"/>
-      <w:r>
-        <w:t>rT</w:t>
-      </w:r>
-      <w:proofErr w:type="spellEnd"/>
-      <w:r>
-        <w:t xml:space="preserve"> peak?</w:t>
+        <w:t>See how sensitive rH to voltage</w:t>
+      </w:r>
+    </w:p>
+    <w:p>
+      <w:r>
+        <w:t>Where is rH/rT peak?</w:t>
       </w:r>
     </w:p>
     <w:p>
@@ -119,13 +168,9 @@
     </w:p>
     <w:p>
       <w:r>
-        <w:t xml:space="preserve">Look back into Heyrovsky RDS Volmer fast, scale by </w:t>
-      </w:r>
-      <w:proofErr w:type="spellStart"/>
-      <w:r>
-        <w:t>kH</w:t>
-      </w:r>
-      <w:proofErr w:type="spellEnd"/>
+        <w:lastRenderedPageBreak/>
+        <w:t>Look back into Heyrovsky RDS Volmer fast, scale by kH</w:t>
+      </w:r>
     </w:p>
     <w:p>
       <w:pPr>
@@ -139,78 +184,14 @@
           <w:b/>
           <w:bCs/>
         </w:rPr>
-        <w:t>5</w:t>
-      </w:r>
-      <w:proofErr w:type="gramStart"/>
+        <w:t xml:space="preserve">5.  </w:t>
+      </w:r>
       <w:r>
         <w:rPr>
           <w:b/>
           <w:bCs/>
         </w:rPr>
-        <w:t xml:space="preserve">.  </w:t>
-      </w:r>
-      <w:r>
-        <w:rPr>
-          <w:b/>
-          <w:bCs/>
-        </w:rPr>
-        <w:t>Plot</w:t>
-      </w:r>
-      <w:proofErr w:type="gramEnd"/>
-      <w:r>
-        <w:rPr>
-          <w:b/>
-          <w:bCs/>
-        </w:rPr>
-        <w:t xml:space="preserve"> </w:t>
-      </w:r>
-      <w:proofErr w:type="spellStart"/>
-      <w:r>
-        <w:rPr>
-          <w:b/>
-          <w:bCs/>
-        </w:rPr>
-        <w:t>freq</w:t>
-      </w:r>
-      <w:proofErr w:type="spellEnd"/>
-      <w:r>
-        <w:rPr>
-          <w:b/>
-          <w:bCs/>
-        </w:rPr>
-        <w:t xml:space="preserve"> vs </w:t>
-      </w:r>
-      <w:proofErr w:type="spellStart"/>
-      <w:r>
-        <w:rPr>
-          <w:b/>
-          <w:bCs/>
-        </w:rPr>
-        <w:t>rT</w:t>
-      </w:r>
-      <w:proofErr w:type="spellEnd"/>
-      <w:r>
-        <w:rPr>
-          <w:b/>
-          <w:bCs/>
-        </w:rPr>
-        <w:t>/</w:t>
-      </w:r>
-      <w:proofErr w:type="spellStart"/>
-      <w:r>
-        <w:rPr>
-          <w:b/>
-          <w:bCs/>
-        </w:rPr>
-        <w:t>rH</w:t>
-      </w:r>
-      <w:proofErr w:type="spellEnd"/>
-      <w:r>
-        <w:rPr>
-          <w:b/>
-          <w:bCs/>
-        </w:rPr>
-        <w:t xml:space="preserve"> and change kV to see how plot changes</w:t>
+        <w:t>Plot freq vs rT/rH and change kV to see how plot changes</w:t>
       </w:r>
     </w:p>
     <w:p>
@@ -226,23 +207,7 @@
           <w:b/>
           <w:bCs/>
         </w:rPr>
-        <w:t>Non-</w:t>
-      </w:r>
-      <w:proofErr w:type="spellStart"/>
-      <w:r>
-        <w:rPr>
-          <w:b/>
-          <w:bCs/>
-        </w:rPr>
-        <w:t>dimensionalize</w:t>
-      </w:r>
-      <w:proofErr w:type="spellEnd"/>
-      <w:r>
-        <w:rPr>
-          <w:b/>
-          <w:bCs/>
-        </w:rPr>
-        <w:t xml:space="preserve"> plotting</w:t>
+        <w:t>Non-dimensionalize plotting</w:t>
       </w:r>
     </w:p>
     <w:p>
@@ -272,50 +237,13 @@
         </w:numPr>
       </w:pPr>
       <w:r>
-        <w:t xml:space="preserve">This means that the default error set by </w:t>
-      </w:r>
-      <w:proofErr w:type="spellStart"/>
-      <w:r>
-        <w:t>solve_ivp</w:t>
-      </w:r>
-      <w:proofErr w:type="spellEnd"/>
-      <w:r>
-        <w:t xml:space="preserve">, which is </w:t>
-      </w:r>
-      <w:proofErr w:type="spellStart"/>
-      <w:r>
-        <w:t>rtol</w:t>
-      </w:r>
-      <w:proofErr w:type="spellEnd"/>
-      <w:r>
-        <w:t xml:space="preserve"> = 1e-3 and </w:t>
-      </w:r>
-      <w:proofErr w:type="spellStart"/>
-      <w:r>
-        <w:t>atol</w:t>
-      </w:r>
-      <w:proofErr w:type="spellEnd"/>
-      <w:r>
-        <w:t xml:space="preserve"> = 1e-6 is sufficient for the system</w:t>
+        <w:t>This means that the default error set by solve_ivp, which is rtol = 1e-3 and atol = 1e-6 is sufficient for the system</w:t>
       </w:r>
     </w:p>
     <w:p/>
     <w:p>
-      <w:proofErr w:type="gramStart"/>
-      <w:r>
-        <w:t>Might</w:t>
-      </w:r>
-      <w:proofErr w:type="gramEnd"/>
-      <w:r>
-        <w:t xml:space="preserve"> be worth it to add </w:t>
-      </w:r>
-      <w:proofErr w:type="spellStart"/>
-      <w:r>
-        <w:t>dG</w:t>
-      </w:r>
-      <w:proofErr w:type="spellEnd"/>
-      <w:r>
-        <w:t xml:space="preserve"> versus time, rV vs time for most optimized binding energies</w:t>
+      <w:r>
+        <w:t>Might be worth it to add dG versus time, rV vs time for most optimized binding energies</w:t>
       </w:r>
     </w:p>
     <w:p/>
@@ -334,20 +262,13 @@
     </w:p>
     <w:p>
       <w:r>
-        <w:t xml:space="preserve">Presumably finished implementing Bayesian </w:t>
-      </w:r>
-      <w:proofErr w:type="gramStart"/>
-      <w:r>
-        <w:t>optimization, but</w:t>
-      </w:r>
-      <w:proofErr w:type="gramEnd"/>
-      <w:r>
-        <w:t xml:space="preserve"> need to troubleshoot </w:t>
+        <w:t xml:space="preserve">Presumably finished implementing Bayesian optimization, but need to troubleshoot </w:t>
       </w:r>
       <w:r>
         <w:t>whether it makes sense or not.</w:t>
       </w:r>
     </w:p>
+    <w:p/>
     <w:p>
       <w:r>
         <w:rPr>
@@ -370,7 +291,7 @@
                     <pic:cNvPicPr/>
                   </pic:nvPicPr>
                   <pic:blipFill>
-                    <a:blip r:embed="rId5"/>
+                    <a:blip r:embed="rId7"/>
                     <a:stretch>
                       <a:fillRect/>
                     </a:stretch>
@@ -389,6 +310,939 @@
             </a:graphic>
           </wp:inline>
         </w:drawing>
+      </w:r>
+    </w:p>
+    <w:p/>
+    <w:p>
+      <w:pPr>
+        <w:pStyle w:val="Heading2"/>
+      </w:pPr>
+      <w:r>
+        <w:t>01/05/2026</w:t>
+      </w:r>
+    </w:p>
+    <w:p>
+      <w:r>
+        <w:t xml:space="preserve">Working on </w:t>
+      </w:r>
+      <w:r>
+        <w:t>logic framework now for Bayesian.  Having issues running VT and VH simultaneously</w:t>
+      </w:r>
+    </w:p>
+    <w:p>
+      <w:r>
+        <w:t>Added some exceptions to allow the optimization to always go forward to 10 calls no matter what, going to bike, will find out if it worked when I get back</w:t>
+      </w:r>
+    </w:p>
+    <w:p/>
+    <w:p>
+      <w:pPr>
+        <w:pStyle w:val="Heading2"/>
+      </w:pPr>
+      <w:r>
+        <w:t>01/06/2026</w:t>
+      </w:r>
+    </w:p>
+    <w:p>
+      <w:r>
+        <w:t xml:space="preserve">Run simulations like plot below with x axis non-dimensionalized freq, y axis non-dimensionalized by peak rate </w:t>
+      </w:r>
+      <w:r>
+        <w:t>of static volcano at same voltage</w:t>
+      </w:r>
+      <w:r>
+        <w:t xml:space="preserve"> -&gt; does the peak ever exceed one (meaning it exceeds static volcano</w:t>
+      </w:r>
+      <w:r>
+        <w:t xml:space="preserve"> exceeds static optimum)</w:t>
+      </w:r>
+    </w:p>
+    <w:p>
+      <w:r>
+        <w:rPr>
+          <w:noProof/>
+        </w:rPr>
+        <w:lastRenderedPageBreak/>
+        <w:drawing>
+          <wp:inline distT="0" distB="0" distL="0" distR="0" wp14:anchorId="68F6D5AF" wp14:editId="3CC5D05D">
+            <wp:extent cx="3449961" cy="1892300"/>
+            <wp:effectExtent l="0" t="0" r="0" b="0"/>
+            <wp:docPr id="7" name="Picture 6" descr="A graph of a frequency&#10;&#10;AI-generated content may be incorrect.">
+              <a:extLst xmlns:a="http://schemas.openxmlformats.org/drawingml/2006/main">
+                <a:ext uri="{FF2B5EF4-FFF2-40B4-BE49-F238E27FC236}">
+                  <a16:creationId xmlns:a16="http://schemas.microsoft.com/office/drawing/2014/main" id="{745D93F9-6A27-59EF-9627-9349CE50C8AC}"/>
+                </a:ext>
+              </a:extLst>
+            </wp:docPr>
+            <wp:cNvGraphicFramePr>
+              <a:graphicFrameLocks xmlns:a="http://schemas.openxmlformats.org/drawingml/2006/main" noChangeAspect="1"/>
+            </wp:cNvGraphicFramePr>
+            <a:graphic xmlns:a="http://schemas.openxmlformats.org/drawingml/2006/main">
+              <a:graphicData uri="http://schemas.openxmlformats.org/drawingml/2006/picture">
+                <pic:pic xmlns:pic="http://schemas.openxmlformats.org/drawingml/2006/picture">
+                  <pic:nvPicPr>
+                    <pic:cNvPr id="7" name="Picture 6" descr="A graph of a frequency&#10;&#10;AI-generated content may be incorrect.">
+                      <a:extLst>
+                        <a:ext uri="{FF2B5EF4-FFF2-40B4-BE49-F238E27FC236}">
+                          <a16:creationId xmlns:a16="http://schemas.microsoft.com/office/drawing/2014/main" id="{745D93F9-6A27-59EF-9627-9349CE50C8AC}"/>
+                        </a:ext>
+                      </a:extLst>
+                    </pic:cNvPr>
+                    <pic:cNvPicPr>
+                      <a:picLocks noChangeAspect="1"/>
+                    </pic:cNvPicPr>
+                  </pic:nvPicPr>
+                  <pic:blipFill>
+                    <a:blip r:embed="rId8"/>
+                    <a:stretch>
+                      <a:fillRect/>
+                    </a:stretch>
+                  </pic:blipFill>
+                  <pic:spPr>
+                    <a:xfrm>
+                      <a:off x="0" y="0"/>
+                      <a:ext cx="3452893" cy="1893908"/>
+                    </a:xfrm>
+                    <a:prstGeom prst="rect">
+                      <a:avLst/>
+                    </a:prstGeom>
+                  </pic:spPr>
+                </pic:pic>
+              </a:graphicData>
+            </a:graphic>
+          </wp:inline>
+        </w:drawing>
+      </w:r>
+    </w:p>
+    <w:p>
+      <w:pPr>
+        <w:rPr>
+          <w:strike/>
+        </w:rPr>
+      </w:pPr>
+      <w:r>
+        <w:rPr>
+          <w:strike/>
+        </w:rPr>
+        <w:t xml:space="preserve">Redo Bayesian </w:t>
+      </w:r>
+      <w:r>
+        <w:rPr>
+          <w:strike/>
+        </w:rPr>
+        <w:t>optimization for this plot, same non-dimensionalized axes, see if there are better binding energies for peak</w:t>
+      </w:r>
+    </w:p>
+    <w:p>
+      <w:r>
+        <w:t>How does resonant freq change with voltage? dG?</w:t>
+      </w:r>
+    </w:p>
+    <w:p>
+      <w:r>
+        <w:t>If res frequencies does not change</w:t>
+      </w:r>
+    </w:p>
+    <w:p>
+      <w:r>
+        <w:tab/>
+        <w:t xml:space="preserve">Brute force </w:t>
+      </w:r>
+      <w:r>
+        <w:t>heat map at that frequency</w:t>
+      </w:r>
+    </w:p>
+    <w:p>
+      <w:r>
+        <w:t>If res frequency moves</w:t>
+      </w:r>
+    </w:p>
+    <w:p>
+      <w:r>
+        <w:tab/>
+        <w:t xml:space="preserve">Ponder </w:t>
+      </w:r>
+      <w:r>
+        <w:t>intensely</w:t>
+      </w:r>
+    </w:p>
+    <w:p>
+      <w:r>
+        <w:t>Start to really consider what plots / story we want to tell</w:t>
+      </w:r>
+    </w:p>
+    <w:p>
+      <w:r>
+        <w:tab/>
+        <w:t>Volcano, ECS conclusions etc</w:t>
+      </w:r>
+    </w:p>
+    <w:p>
+      <w:pPr>
+        <w:rPr>
+          <w:highlight w:val="yellow"/>
+        </w:rPr>
+      </w:pPr>
+      <w:r>
+        <w:rPr>
+          <w:highlight w:val="yellow"/>
+        </w:rPr>
+        <w:t xml:space="preserve">Duty cycle, can we reduce the impact the bad regions have by lowering their </w:t>
+      </w:r>
+      <w:r>
+        <w:rPr>
+          <w:highlight w:val="yellow"/>
+        </w:rPr>
+        <w:t>duration</w:t>
+      </w:r>
+    </w:p>
+    <w:p>
+      <w:pPr>
+        <w:rPr>
+          <w:highlight w:val="yellow"/>
+        </w:rPr>
+      </w:pPr>
+      <w:r>
+        <w:rPr>
+          <w:highlight w:val="yellow"/>
+        </w:rPr>
+        <w:tab/>
+        <w:t>Use wide binding energy window</w:t>
+      </w:r>
+    </w:p>
+    <w:p>
+      <w:r>
+        <w:rPr>
+          <w:highlight w:val="yellow"/>
+        </w:rPr>
+        <w:tab/>
+        <w:t xml:space="preserve">Watch coverage vs time to </w:t>
+      </w:r>
+      <w:r>
+        <w:rPr>
+          <w:highlight w:val="yellow"/>
+        </w:rPr>
+        <w:t>debug and litmus test BEFORE drawing conclusions</w:t>
+      </w:r>
+    </w:p>
+    <w:p/>
+    <w:p>
+      <w:r>
+        <w:t>AICHE and GRC deadlines</w:t>
+      </w:r>
+    </w:p>
+    <w:p/>
+    <w:p>
+      <w:r>
+        <w:t xml:space="preserve">Done for the day. Worked </w:t>
+      </w:r>
+      <w:r>
+        <w:t xml:space="preserve">on adding </w:t>
+      </w:r>
+      <w:r>
+        <w:t xml:space="preserve">plots like below.  I wanted to see how duty cycle would affect these plots, because it appeared in </w:t>
+      </w:r>
+      <w:r>
+        <w:t>other plots that there was kinetic enhancement, perhaps past static optimum, changing the duty cycle. Need to resume this work tomorrow.</w:t>
+      </w:r>
+    </w:p>
+    <w:p>
+      <w:r>
+        <w:rPr>
+          <w:noProof/>
+        </w:rPr>
+        <w:lastRenderedPageBreak/>
+        <w:drawing>
+          <wp:inline distT="0" distB="0" distL="0" distR="0" wp14:anchorId="3BE78DC9" wp14:editId="1410285C">
+            <wp:extent cx="5943600" cy="3261995"/>
+            <wp:effectExtent l="0" t="0" r="0" b="0"/>
+            <wp:docPr id="1953697829" name="Picture 1"/>
+            <wp:cNvGraphicFramePr>
+              <a:graphicFrameLocks xmlns:a="http://schemas.openxmlformats.org/drawingml/2006/main" noChangeAspect="1"/>
+            </wp:cNvGraphicFramePr>
+            <a:graphic xmlns:a="http://schemas.openxmlformats.org/drawingml/2006/main">
+              <a:graphicData uri="http://schemas.openxmlformats.org/drawingml/2006/picture">
+                <pic:pic xmlns:pic="http://schemas.openxmlformats.org/drawingml/2006/picture">
+                  <pic:nvPicPr>
+                    <pic:cNvPr id="1953697829" name=""/>
+                    <pic:cNvPicPr/>
+                  </pic:nvPicPr>
+                  <pic:blipFill>
+                    <a:blip r:embed="rId9"/>
+                    <a:stretch>
+                      <a:fillRect/>
+                    </a:stretch>
+                  </pic:blipFill>
+                  <pic:spPr>
+                    <a:xfrm>
+                      <a:off x="0" y="0"/>
+                      <a:ext cx="5943600" cy="3261995"/>
+                    </a:xfrm>
+                    <a:prstGeom prst="rect">
+                      <a:avLst/>
+                    </a:prstGeom>
+                  </pic:spPr>
+                </pic:pic>
+              </a:graphicData>
+            </a:graphic>
+          </wp:inline>
+        </w:drawing>
+      </w:r>
+    </w:p>
+    <w:p/>
+    <w:p>
+      <w:pPr>
+        <w:pStyle w:val="Heading2"/>
+      </w:pPr>
+      <w:r>
+        <w:t>1/8/26</w:t>
+      </w:r>
+    </w:p>
+    <w:p>
+      <w:r>
+        <w:t>Solved the plotting issue.  It was an issue with the phase shift added by phi</w:t>
+      </w:r>
+      <w:r>
+        <w:t>.  Phi was added because the waveform starts</w:t>
+      </w:r>
+      <w:r>
+        <w:t xml:space="preserve"> at the midpoint without it, which means it basically starts </w:t>
+      </w:r>
+      <w:r>
+        <w:t xml:space="preserve">a switching time which isn’t experimentally expected.  </w:t>
+      </w:r>
+    </w:p>
+    <w:p>
+      <w:r>
+        <w:t>BUT when shifting it with phi and having only small amount of total cycles, the initial condition of the system is weighed a lot heavier and thus</w:t>
+      </w:r>
+      <w:r>
+        <w:t xml:space="preserve"> shifts the high frequencies up, because the midpoint is between switching from low to high</w:t>
+      </w:r>
+      <w:r>
+        <w:t>.</w:t>
+      </w:r>
+    </w:p>
+    <w:p>
+      <w:r>
+        <w:t xml:space="preserve">High frequencies are most affected because the relaxation time of the system is slower than the switching frequency, </w:t>
+      </w:r>
+      <w:r>
+        <w:t>and thus the initial condition of the system is VERY important because the system never deviates from this coverage</w:t>
+      </w:r>
+    </w:p>
+    <w:p>
+      <w:r>
+        <w:t xml:space="preserve">Adding phase shift and increasing the cycles, which should be the most accurate, </w:t>
+      </w:r>
+      <w:r>
+        <w:t>forces the system to break by introducing nan. Not sure why</w:t>
+      </w:r>
+    </w:p>
+    <w:p>
+      <w:r>
+        <w:t xml:space="preserve">Dynamic enhancement at 1e1-1e3 is only seen </w:t>
+      </w:r>
+      <w:r>
+        <w:t>if phi = 0</w:t>
+      </w:r>
+      <w:r>
+        <w:br/>
+      </w:r>
+    </w:p>
+    <w:p>
+      <w:pPr>
+        <w:pStyle w:val="Heading2"/>
+      </w:pPr>
+      <w:r>
+        <w:lastRenderedPageBreak/>
+        <w:t>1/9/26</w:t>
+      </w:r>
+    </w:p>
+    <w:p>
+      <w:r>
+        <w:t xml:space="preserve">The idea for today is to figure out why we see dynamic enhancement at 1e1-1e3, and how to </w:t>
+      </w:r>
+      <w:r>
+        <w:t>make our code more robust to account for switching times etc, especially with changing the duty cycle</w:t>
+      </w:r>
+    </w:p>
+    <w:p/>
+    <w:p>
+      <w:pPr>
+        <w:pStyle w:val="Heading2"/>
+      </w:pPr>
+      <w:r>
+        <w:t>1/12/26</w:t>
+      </w:r>
+    </w:p>
+    <w:p>
+      <w:r>
+        <w:t>Okay so I figured out that the issue with my switching is not the function itself but how I am averaging the times.  I thought</w:t>
+      </w:r>
+      <w:r>
+        <w:t xml:space="preserve"> </w:t>
+      </w:r>
+      <w:r>
+        <w:t xml:space="preserve">np.average would be fine, but that is only if I have a uniform time grid.  That is not the case because I am adding density during the switching times. I need to redo my time function so that </w:t>
+      </w:r>
+      <w:r>
+        <w:t>I have a uniform time grid then hopefully I can continue with duty cycle</w:t>
+      </w:r>
+    </w:p>
+    <w:p>
+      <w:pPr>
+        <w:pStyle w:val="Heading2"/>
+      </w:pPr>
+      <w:r>
+        <w:t>1/14/26</w:t>
+      </w:r>
+    </w:p>
+    <w:p>
+      <w:r>
+        <w:rPr>
+          <w:noProof/>
+        </w:rPr>
+        <w:drawing>
+          <wp:inline distT="0" distB="0" distL="0" distR="0" wp14:anchorId="4C4724C2" wp14:editId="3D3F5543">
+            <wp:extent cx="5943600" cy="4561205"/>
+            <wp:effectExtent l="0" t="0" r="0" b="0"/>
+            <wp:docPr id="1229898903" name="Picture 1"/>
+            <wp:cNvGraphicFramePr>
+              <a:graphicFrameLocks xmlns:a="http://schemas.openxmlformats.org/drawingml/2006/main" noChangeAspect="1"/>
+            </wp:cNvGraphicFramePr>
+            <a:graphic xmlns:a="http://schemas.openxmlformats.org/drawingml/2006/main">
+              <a:graphicData uri="http://schemas.openxmlformats.org/drawingml/2006/picture">
+                <pic:pic xmlns:pic="http://schemas.openxmlformats.org/drawingml/2006/picture">
+                  <pic:nvPicPr>
+                    <pic:cNvPr id="1229898903" name=""/>
+                    <pic:cNvPicPr/>
+                  </pic:nvPicPr>
+                  <pic:blipFill>
+                    <a:blip r:embed="rId10"/>
+                    <a:stretch>
+                      <a:fillRect/>
+                    </a:stretch>
+                  </pic:blipFill>
+                  <pic:spPr>
+                    <a:xfrm>
+                      <a:off x="0" y="0"/>
+                      <a:ext cx="5943600" cy="4561205"/>
+                    </a:xfrm>
+                    <a:prstGeom prst="rect">
+                      <a:avLst/>
+                    </a:prstGeom>
+                  </pic:spPr>
+                </pic:pic>
+              </a:graphicData>
+            </a:graphic>
+          </wp:inline>
+        </w:drawing>
+      </w:r>
+      <w:r>
+        <w:br/>
+        <w:t>Why? I have no idea</w:t>
+      </w:r>
+    </w:p>
+    <w:p>
+      <w:pPr>
+        <w:pStyle w:val="Heading2"/>
+      </w:pPr>
+      <w:r>
+        <w:lastRenderedPageBreak/>
+        <w:t>1/15/26</w:t>
+      </w:r>
+    </w:p>
+    <w:p>
+      <w:r>
+        <w:t xml:space="preserve">Iterating through different combinations of duty cycle and phase to see where dynamic enhancement happens.  With a few frequencies I know will generate dynamic enhancement, I will go through the brute force mapping of each binding energy and heat map it to determine </w:t>
+      </w:r>
+      <w:r>
+        <w:t>which binding energies to focus on when mapping frequency vs phi and voltage</w:t>
+      </w:r>
+    </w:p>
+    <w:p/>
+    <w:p>
+      <w:r>
+        <w:t xml:space="preserve">Got bruteforce looping for binding energy done, something is wrong with the </w:t>
+      </w:r>
+      <w:r>
+        <w:t>plotting.  Check gemini for error</w:t>
+      </w:r>
+    </w:p>
+    <w:p/>
+    <w:p>
+      <w:pPr>
+        <w:pStyle w:val="Heading2"/>
+      </w:pPr>
+      <w:r>
+        <w:t>1/20/26</w:t>
+      </w:r>
+    </w:p>
+    <w:p>
+      <w:r>
+        <w:t xml:space="preserve">I need to start making conclusions with my data. </w:t>
+      </w:r>
+    </w:p>
+    <w:p/>
+    <w:p>
+      <w:pPr>
+        <w:pStyle w:val="Heading2"/>
+      </w:pPr>
+      <w:r>
+        <w:t>1/23/26</w:t>
+      </w:r>
+    </w:p>
+    <w:p>
+      <w:r>
+        <w:t>MIT meeting</w:t>
+      </w:r>
+    </w:p>
+    <w:p>
+      <w:pPr>
+        <w:pStyle w:val="ListParagraph"/>
+        <w:numPr>
+          <w:ilvl w:val="0"/>
+          <w:numId w:val="3"/>
+        </w:numPr>
+      </w:pPr>
+      <w:r>
+        <w:t>capacitance vs inductance</w:t>
+      </w:r>
+    </w:p>
+    <w:p>
+      <w:pPr>
+        <w:pStyle w:val="ListParagraph"/>
+        <w:numPr>
+          <w:ilvl w:val="0"/>
+          <w:numId w:val="3"/>
+        </w:numPr>
+      </w:pPr>
+      <w:r>
+        <w:t>inductance EIS</w:t>
+      </w:r>
+    </w:p>
+    <w:p/>
+    <w:p>
+      <w:pPr>
+        <w:pStyle w:val="ListParagraph"/>
+        <w:numPr>
+          <w:ilvl w:val="0"/>
+          <w:numId w:val="3"/>
+        </w:numPr>
+      </w:pPr>
+      <w:r>
+        <w:t>Low KZ to 1mz operation range</w:t>
+      </w:r>
+    </w:p>
+    <w:p>
+      <w:pPr>
+        <w:pStyle w:val="ListParagraph"/>
+        <w:numPr>
+          <w:ilvl w:val="0"/>
+          <w:numId w:val="3"/>
+        </w:numPr>
+      </w:pPr>
+      <w:r>
+        <w:t>H-cell L-cell meaning</w:t>
+      </w:r>
+    </w:p>
+    <w:p/>
+    <w:p>
+      <w:pPr>
+        <w:pStyle w:val="ListParagraph"/>
+        <w:numPr>
+          <w:ilvl w:val="0"/>
+          <w:numId w:val="3"/>
+        </w:numPr>
+      </w:pPr>
+      <w:r>
+        <w:t>Use current model and oscilklate voltage to see if enhancement occurs, use stratic GHad</w:t>
+      </w:r>
+    </w:p>
+    <w:p>
+      <w:pPr>
+        <w:pStyle w:val="ListParagraph"/>
+        <w:numPr>
+          <w:ilvl w:val="0"/>
+          <w:numId w:val="3"/>
+        </w:numPr>
+      </w:pPr>
+      <w:r>
+        <w:t>Add branch from current where current = capacitance * dV/dt</w:t>
+      </w:r>
+    </w:p>
+    <w:p>
+      <w:pPr>
+        <w:pStyle w:val="ListParagraph"/>
+        <w:numPr>
+          <w:ilvl w:val="0"/>
+          <w:numId w:val="3"/>
+        </w:numPr>
+      </w:pPr>
+      <w:r>
+        <w:t>how to implement capacitance and double layer charging, start look books -&gt; bard and faulker, harb and fuller</w:t>
+      </w:r>
+    </w:p>
+    <w:p>
+      <w:pPr>
+        <w:pStyle w:val="Heading2"/>
+      </w:pPr>
+      <w:r>
+        <w:lastRenderedPageBreak/>
+        <w:t>1/24/26</w:t>
+      </w:r>
+    </w:p>
+    <w:p>
+      <w:r>
+        <w:rPr>
+          <w:noProof/>
+        </w:rPr>
+        <w:drawing>
+          <wp:inline distT="0" distB="0" distL="0" distR="0" wp14:anchorId="0568FD40" wp14:editId="7012F4DC">
+            <wp:extent cx="2747910" cy="2289337"/>
+            <wp:effectExtent l="0" t="0" r="0" b="0"/>
+            <wp:docPr id="139773535" name="Picture 1"/>
+            <wp:cNvGraphicFramePr>
+              <a:graphicFrameLocks xmlns:a="http://schemas.openxmlformats.org/drawingml/2006/main" noChangeAspect="1"/>
+            </wp:cNvGraphicFramePr>
+            <a:graphic xmlns:a="http://schemas.openxmlformats.org/drawingml/2006/main">
+              <a:graphicData uri="http://schemas.openxmlformats.org/drawingml/2006/picture">
+                <pic:pic xmlns:pic="http://schemas.openxmlformats.org/drawingml/2006/picture">
+                  <pic:nvPicPr>
+                    <pic:cNvPr id="139773535" name=""/>
+                    <pic:cNvPicPr/>
+                  </pic:nvPicPr>
+                  <pic:blipFill>
+                    <a:blip r:embed="rId11"/>
+                    <a:stretch>
+                      <a:fillRect/>
+                    </a:stretch>
+                  </pic:blipFill>
+                  <pic:spPr>
+                    <a:xfrm>
+                      <a:off x="0" y="0"/>
+                      <a:ext cx="2772187" cy="2309563"/>
+                    </a:xfrm>
+                    <a:prstGeom prst="rect">
+                      <a:avLst/>
+                    </a:prstGeom>
+                  </pic:spPr>
+                </pic:pic>
+              </a:graphicData>
+            </a:graphic>
+          </wp:inline>
+        </w:drawing>
+      </w:r>
+      <w:r>
+        <w:rPr>
+          <w:noProof/>
+        </w:rPr>
+        <w:drawing>
+          <wp:inline distT="0" distB="0" distL="0" distR="0" wp14:anchorId="564887D1" wp14:editId="5503486C">
+            <wp:extent cx="2723177" cy="2268733"/>
+            <wp:effectExtent l="0" t="0" r="1270" b="0"/>
+            <wp:docPr id="996147562" name="Picture 1"/>
+            <wp:cNvGraphicFramePr>
+              <a:graphicFrameLocks xmlns:a="http://schemas.openxmlformats.org/drawingml/2006/main" noChangeAspect="1"/>
+            </wp:cNvGraphicFramePr>
+            <a:graphic xmlns:a="http://schemas.openxmlformats.org/drawingml/2006/main">
+              <a:graphicData uri="http://schemas.openxmlformats.org/drawingml/2006/picture">
+                <pic:pic xmlns:pic="http://schemas.openxmlformats.org/drawingml/2006/picture">
+                  <pic:nvPicPr>
+                    <pic:cNvPr id="996147562" name=""/>
+                    <pic:cNvPicPr/>
+                  </pic:nvPicPr>
+                  <pic:blipFill>
+                    <a:blip r:embed="rId12"/>
+                    <a:stretch>
+                      <a:fillRect/>
+                    </a:stretch>
+                  </pic:blipFill>
+                  <pic:spPr>
+                    <a:xfrm>
+                      <a:off x="0" y="0"/>
+                      <a:ext cx="2745583" cy="2287400"/>
+                    </a:xfrm>
+                    <a:prstGeom prst="rect">
+                      <a:avLst/>
+                    </a:prstGeom>
+                  </pic:spPr>
+                </pic:pic>
+              </a:graphicData>
+            </a:graphic>
+          </wp:inline>
+        </w:drawing>
+      </w:r>
+      <w:r>
+        <w:rPr>
+          <w:noProof/>
+        </w:rPr>
+        <w:drawing>
+          <wp:inline distT="0" distB="0" distL="0" distR="0" wp14:anchorId="6D35740B" wp14:editId="36B1C04F">
+            <wp:extent cx="2739897" cy="2282662"/>
+            <wp:effectExtent l="0" t="0" r="3810" b="3810"/>
+            <wp:docPr id="2098004373" name="Picture 1"/>
+            <wp:cNvGraphicFramePr>
+              <a:graphicFrameLocks xmlns:a="http://schemas.openxmlformats.org/drawingml/2006/main" noChangeAspect="1"/>
+            </wp:cNvGraphicFramePr>
+            <a:graphic xmlns:a="http://schemas.openxmlformats.org/drawingml/2006/main">
+              <a:graphicData uri="http://schemas.openxmlformats.org/drawingml/2006/picture">
+                <pic:pic xmlns:pic="http://schemas.openxmlformats.org/drawingml/2006/picture">
+                  <pic:nvPicPr>
+                    <pic:cNvPr id="2098004373" name=""/>
+                    <pic:cNvPicPr/>
+                  </pic:nvPicPr>
+                  <pic:blipFill>
+                    <a:blip r:embed="rId13"/>
+                    <a:stretch>
+                      <a:fillRect/>
+                    </a:stretch>
+                  </pic:blipFill>
+                  <pic:spPr>
+                    <a:xfrm>
+                      <a:off x="0" y="0"/>
+                      <a:ext cx="2760634" cy="2299939"/>
+                    </a:xfrm>
+                    <a:prstGeom prst="rect">
+                      <a:avLst/>
+                    </a:prstGeom>
+                  </pic:spPr>
+                </pic:pic>
+              </a:graphicData>
+            </a:graphic>
+          </wp:inline>
+        </w:drawing>
+      </w:r>
+      <w:r>
+        <w:rPr>
+          <w:noProof/>
+        </w:rPr>
+        <w:drawing>
+          <wp:inline distT="0" distB="0" distL="0" distR="0" wp14:anchorId="131EDABC" wp14:editId="6328BCED">
+            <wp:extent cx="2763931" cy="2302686"/>
+            <wp:effectExtent l="0" t="0" r="0" b="2540"/>
+            <wp:docPr id="421380764" name="Picture 1"/>
+            <wp:cNvGraphicFramePr>
+              <a:graphicFrameLocks xmlns:a="http://schemas.openxmlformats.org/drawingml/2006/main" noChangeAspect="1"/>
+            </wp:cNvGraphicFramePr>
+            <a:graphic xmlns:a="http://schemas.openxmlformats.org/drawingml/2006/main">
+              <a:graphicData uri="http://schemas.openxmlformats.org/drawingml/2006/picture">
+                <pic:pic xmlns:pic="http://schemas.openxmlformats.org/drawingml/2006/picture">
+                  <pic:nvPicPr>
+                    <pic:cNvPr id="421380764" name=""/>
+                    <pic:cNvPicPr/>
+                  </pic:nvPicPr>
+                  <pic:blipFill>
+                    <a:blip r:embed="rId14"/>
+                    <a:stretch>
+                      <a:fillRect/>
+                    </a:stretch>
+                  </pic:blipFill>
+                  <pic:spPr>
+                    <a:xfrm>
+                      <a:off x="0" y="0"/>
+                      <a:ext cx="2782439" cy="2318105"/>
+                    </a:xfrm>
+                    <a:prstGeom prst="rect">
+                      <a:avLst/>
+                    </a:prstGeom>
+                  </pic:spPr>
+                </pic:pic>
+              </a:graphicData>
+            </a:graphic>
+          </wp:inline>
+        </w:drawing>
+      </w:r>
+    </w:p>
+    <w:p/>
+    <w:p>
+      <w:pPr>
+        <w:pStyle w:val="Heading2"/>
+      </w:pPr>
+      <w:r>
+        <w:t>1/26/26</w:t>
+      </w:r>
+    </w:p>
+    <w:p>
+      <w:r>
+        <w:t xml:space="preserve">Need to switch </w:t>
+      </w:r>
+      <w:r>
+        <w:t>current to rV for brute force binding energy mapping to keep it consistent with frequency switching as well as tafel findings</w:t>
+      </w:r>
+    </w:p>
+    <w:p>
+      <w:pPr>
+        <w:pStyle w:val="Heading2"/>
+      </w:pPr>
+      <w:r>
+        <w:t>1/27/26</w:t>
+      </w:r>
+    </w:p>
+    <w:p>
+      <w:r>
+        <w:t>Ignore low frequencies, focus on characteristic time and up</w:t>
+      </w:r>
+    </w:p>
+    <w:p>
+      <w:r>
+        <w:t xml:space="preserve">Overlay strong binding and weak </w:t>
+      </w:r>
+      <w:r>
+        <w:t>initial conditions</w:t>
+      </w:r>
+      <w:r>
+        <w:t xml:space="preserve"> and determine if the</w:t>
+      </w:r>
+      <w:r>
+        <w:t xml:space="preserve"> coverage</w:t>
+      </w:r>
+      <w:r>
+        <w:t xml:space="preserve"> converge</w:t>
+      </w:r>
+      <w:r>
+        <w:t>s</w:t>
+      </w:r>
+      <w:r>
+        <w:t xml:space="preserve"> to the same coverage or no</w:t>
+      </w:r>
+    </w:p>
+    <w:p>
+      <w:pPr>
+        <w:pStyle w:val="ListParagraph"/>
+        <w:numPr>
+          <w:ilvl w:val="0"/>
+          <w:numId w:val="3"/>
+        </w:numPr>
+      </w:pPr>
+      <w:r>
+        <w:t>If they do:</w:t>
+      </w:r>
+    </w:p>
+    <w:p>
+      <w:pPr>
+        <w:pStyle w:val="ListParagraph"/>
+        <w:numPr>
+          <w:ilvl w:val="1"/>
+          <w:numId w:val="3"/>
+        </w:numPr>
+      </w:pPr>
+      <w:r>
+        <w:t xml:space="preserve">Do not need to use both </w:t>
+      </w:r>
+      <w:r>
+        <w:t>initial conditions, pick one and go with it</w:t>
+      </w:r>
+    </w:p>
+    <w:p>
+      <w:pPr>
+        <w:pStyle w:val="ListParagraph"/>
+        <w:numPr>
+          <w:ilvl w:val="1"/>
+          <w:numId w:val="3"/>
+        </w:numPr>
+      </w:pPr>
+      <w:r>
+        <w:lastRenderedPageBreak/>
+        <w:t>Need to make new averaging function in which time before dynamic equilibrium is not part of the average</w:t>
+      </w:r>
+    </w:p>
+    <w:p>
+      <w:pPr>
+        <w:pStyle w:val="ListParagraph"/>
+        <w:numPr>
+          <w:ilvl w:val="0"/>
+          <w:numId w:val="3"/>
+        </w:numPr>
+      </w:pPr>
+      <w:r>
+        <w:t>If they do not:</w:t>
+      </w:r>
+    </w:p>
+    <w:p>
+      <w:pPr>
+        <w:pStyle w:val="ListParagraph"/>
+        <w:numPr>
+          <w:ilvl w:val="1"/>
+          <w:numId w:val="3"/>
+        </w:numPr>
+      </w:pPr>
+      <w:r>
+        <w:t>Need to use both initial conditions</w:t>
+      </w:r>
+    </w:p>
+    <w:p>
+      <w:pPr>
+        <w:pStyle w:val="ListParagraph"/>
+        <w:numPr>
+          <w:ilvl w:val="1"/>
+          <w:numId w:val="3"/>
+        </w:numPr>
+      </w:pPr>
+      <w:r>
+        <w:t>Still need to pick averages after equilibrium has been reached</w:t>
+      </w:r>
+    </w:p>
+    <w:p>
+      <w:r>
+        <w:t>Include graph for each rate at a different voltage</w:t>
+      </w:r>
+      <w:r>
+        <w:t xml:space="preserve"> to demonstrate the effect voltage has on the system -&gt; higher applied potential, more forward driving force</w:t>
+      </w:r>
+    </w:p>
+    <w:p>
+      <w:pPr>
+        <w:rPr>
+          <w:b/>
+          <w:bCs/>
+        </w:rPr>
+      </w:pPr>
+      <w:r>
+        <w:rPr>
+          <w:b/>
+          <w:bCs/>
+        </w:rPr>
+        <w:t>Going forward from here, use only one voltage -&gt; should be voltage of HER electrode in PEM electrolyzer</w:t>
+      </w:r>
+    </w:p>
+    <w:p>
+      <w:r>
+        <w:t>Find which frequency is characteristic frequency</w:t>
+      </w:r>
+      <w:r>
+        <w:t xml:space="preserve"> -&gt; use this frequency for all interesting stuff</w:t>
+      </w:r>
+    </w:p>
+    <w:p>
+      <w:r>
+        <w:t>Find trends in binding energies</w:t>
+      </w:r>
+      <w:r>
+        <w:t xml:space="preserve"> with one voltage and one frequency</w:t>
+      </w:r>
+    </w:p>
+    <w:p>
+      <w:r>
+        <w:t>Find trend in duty cycle with one binding energy, voltage, and frequency</w:t>
+      </w:r>
+    </w:p>
+    <w:p/>
+    <w:p>
+      <w:pPr>
+        <w:pStyle w:val="Heading2"/>
+      </w:pPr>
+      <w:r>
+        <w:t>1/29/26</w:t>
+      </w:r>
+    </w:p>
+    <w:p>
+      <w:r>
+        <w:t xml:space="preserve">Need to find a ratio or way to determine the dynamic equilibrium </w:t>
+      </w:r>
+      <w:r>
+        <w:t>time to be able to truncate the data for averaging</w:t>
       </w:r>
     </w:p>
     <w:sectPr>
@@ -546,7 +1400,7 @@
   <w:abstractNum w:abstractNumId="1" w15:restartNumberingAfterBreak="0">
     <w:nsid w:val="49BA3260"/>
     <w:multiLevelType w:val="hybridMultilevel"/>
-    <w:tmpl w:val="A4F60E5A"/>
+    <w:tmpl w:val="981CD81E"/>
     <w:lvl w:ilvl="0" w:tplc="04090001">
       <w:start w:val="1"/>
       <w:numFmt w:val="bullet"/>
@@ -559,7 +1413,7 @@
         <w:rFonts w:ascii="Symbol" w:hAnsi="Symbol" w:hint="default"/>
       </w:rPr>
     </w:lvl>
-    <w:lvl w:ilvl="1" w:tplc="04090003" w:tentative="1">
+    <w:lvl w:ilvl="1" w:tplc="04090003">
       <w:start w:val="1"/>
       <w:numFmt w:val="bullet"/>
       <w:lvlText w:val="o"/>
@@ -571,7 +1425,7 @@
         <w:rFonts w:ascii="Courier New" w:hAnsi="Courier New" w:cs="Courier New" w:hint="default"/>
       </w:rPr>
     </w:lvl>
-    <w:lvl w:ilvl="2" w:tplc="04090005" w:tentative="1">
+    <w:lvl w:ilvl="2" w:tplc="04090005">
       <w:start w:val="1"/>
       <w:numFmt w:val="bullet"/>
       <w:lvlText w:val=""/>
